--- a/CustomerChurn/src/10_orchestration/Airflow orchestration.docx
+++ b/CustomerChurn/src/10_orchestration/Airflow orchestration.docx
@@ -2,6 +2,16 @@
 <file path=word/document.xml><?xml version="1.0" encoding="utf-8"?>
 <w:document xmlns:wpc="http://schemas.microsoft.com/office/word/2010/wordprocessingCanvas" xmlns:cx="http://schemas.microsoft.com/office/drawing/2014/chartex" xmlns:cx1="http://schemas.microsoft.com/office/drawing/2015/9/8/chartex" xmlns:cx2="http://schemas.microsoft.com/office/drawing/2015/10/21/chartex" xmlns:cx3="http://schemas.microsoft.com/office/drawing/2016/5/9/chartex" xmlns:cx4="http://schemas.microsoft.com/office/drawing/2016/5/10/chartex" xmlns:cx5="http://schemas.microsoft.com/office/drawing/2016/5/11/chartex" xmlns:cx6="http://schemas.microsoft.com/office/drawing/2016/5/12/chartex" xmlns:cx7="http://schemas.microsoft.com/office/drawing/2016/5/13/chartex" xmlns:cx8="http://schemas.microsoft.com/office/drawing/2016/5/14/chartex" xmlns:mc="http://schemas.openxmlformats.org/markup-compatibility/2006" xmlns:aink="http://schemas.microsoft.com/office/drawing/2016/ink" xmlns:am3d="http://schemas.microsoft.com/office/drawing/2017/model3d" xmlns:o="urn:schemas-microsoft-com:office:office" xmlns:oel="http://schemas.microsoft.com/office/2019/extlst" xmlns:r="http://schemas.openxmlformats.org/officeDocument/2006/relationships" xmlns:m="http://schemas.openxmlformats.org/officeDocument/2006/math" xmlns:v="urn:schemas-microsoft-com:vml" xmlns:wp14="http://schemas.microsoft.com/office/word/2010/wordprocessingDrawing" xmlns:wp="http://schemas.openxmlformats.org/drawingml/2006/wordprocessingDrawing" xmlns:w10="urn:schemas-microsoft-com:office:word" xmlns:w="http://schemas.openxmlformats.org/wordprocessingml/2006/main" xmlns:w14="http://schemas.microsoft.com/office/word/2010/wordml" xmlns:w15="http://schemas.microsoft.com/office/word/2012/wordml" xmlns:w16cex="http://schemas.microsoft.com/office/word/2018/wordml/cex" xmlns:w16cid="http://schemas.microsoft.com/office/word/2016/wordml/cid" xmlns:w16="http://schemas.microsoft.com/office/word/2018/wordml" xmlns:w16du="http://schemas.microsoft.com/office/word/2023/wordml/word16du" xmlns:w16sdtdh="http://schemas.microsoft.com/office/word/2020/wordml/sdtdatahash" xmlns:w16sdtfl="http://schemas.microsoft.com/office/word/2024/wordml/sdtformatlock" xmlns:w16se="http://schemas.microsoft.com/office/word/2015/wordml/symex" xmlns:wpg="http://schemas.microsoft.com/office/word/2010/wordprocessingGroup" xmlns:wpi="http://schemas.microsoft.com/office/word/2010/wordprocessingInk" xmlns:wne="http://schemas.microsoft.com/office/word/2006/wordml" xmlns:wps="http://schemas.microsoft.com/office/word/2010/wordprocessingShape" mc:Ignorable="w14 w15 w16se w16cid w16 w16cex w16sdtdh w16sdtfl w16du wp14">
   <w:body>
+    <w:p>
+      <w:pPr>
+        <w:pStyle w:val="Heading1"/>
+        <w:jc w:val="center"/>
+      </w:pPr>
+      <w:r>
+        <w:t>Airflow Orchestration</w:t>
+      </w:r>
+    </w:p>
+    <w:p/>
     <w:p>
       <w:pPr>
         <w:pStyle w:val="ListParagraph"/>
@@ -146,6 +156,9 @@
     </w:p>
     <w:p>
       <w:r>
+        <w:rPr>
+          <w:noProof/>
+        </w:rPr>
         <w:drawing>
           <wp:inline distT="0" distB="0" distL="0" distR="0" wp14:anchorId="36F96955" wp14:editId="1232D8BB">
             <wp:extent cx="5943600" cy="2984500"/>
@@ -233,7 +246,9 @@
         <w:rPr>
           <w:b/>
           <w:bCs/>
-        </w:rPr>
+          <w:noProof/>
+        </w:rPr>
+        <w:lastRenderedPageBreak/>
         <w:drawing>
           <wp:inline distT="0" distB="0" distL="0" distR="0" wp14:anchorId="7A9EFD94" wp14:editId="44E6B972">
             <wp:extent cx="5943600" cy="1971040"/>
@@ -290,8 +305,8 @@
         <w:rPr>
           <w:b/>
           <w:bCs/>
-        </w:rPr>
-        <w:lastRenderedPageBreak/>
+          <w:noProof/>
+        </w:rPr>
         <w:drawing>
           <wp:inline distT="0" distB="0" distL="0" distR="0" wp14:anchorId="4B894F87" wp14:editId="479BFF7F">
             <wp:extent cx="5943600" cy="2113280"/>
@@ -357,6 +372,9 @@
     </w:p>
     <w:p>
       <w:r>
+        <w:rPr>
+          <w:noProof/>
+        </w:rPr>
         <w:drawing>
           <wp:inline distT="0" distB="0" distL="0" distR="0" wp14:anchorId="4B1BFF41" wp14:editId="69DB4A73">
             <wp:extent cx="5943600" cy="2221865"/>
@@ -407,6 +425,7 @@
           <w:b/>
           <w:bCs/>
         </w:rPr>
+        <w:lastRenderedPageBreak/>
         <w:t xml:space="preserve">Log from Airflow for </w:t>
       </w:r>
       <w:r>
@@ -428,8 +447,8 @@
         <w:rPr>
           <w:b/>
           <w:bCs/>
-        </w:rPr>
-        <w:lastRenderedPageBreak/>
+          <w:noProof/>
+        </w:rPr>
         <w:drawing>
           <wp:inline distT="0" distB="0" distL="0" distR="0" wp14:anchorId="3BE8DD2A" wp14:editId="4C46B585">
             <wp:extent cx="5943600" cy="2252980"/>
@@ -543,19 +562,15 @@
           <w:b/>
           <w:bCs/>
         </w:rPr>
-        <w:t>='0 * * * *'</w:t>
-      </w:r>
-      <w:r>
-        <w:rPr>
-          <w:b/>
-          <w:bCs/>
-        </w:rPr>
-        <w:t>) in the DAG script</w:t>
+        <w:t>='0 * * * *') in the DAG script</w:t>
       </w:r>
     </w:p>
     <w:p/>
     <w:p>
       <w:r>
+        <w:rPr>
+          <w:noProof/>
+        </w:rPr>
         <w:drawing>
           <wp:inline distT="0" distB="0" distL="0" distR="0" wp14:anchorId="080C4004" wp14:editId="190368C8">
             <wp:extent cx="5943600" cy="3169285"/>
@@ -608,7 +623,6 @@
           <w:b/>
           <w:bCs/>
         </w:rPr>
-        <w:lastRenderedPageBreak/>
         <w:t xml:space="preserve">Now we can see multiple successful </w:t>
       </w:r>
       <w:proofErr w:type="spellStart"/>
@@ -633,6 +647,9 @@
     <w:p/>
     <w:p>
       <w:r>
+        <w:rPr>
+          <w:noProof/>
+        </w:rPr>
         <w:drawing>
           <wp:inline distT="0" distB="0" distL="0" distR="0" wp14:anchorId="6D640ACD" wp14:editId="55E81B04">
             <wp:extent cx="5943600" cy="3067685"/>
@@ -688,6 +705,9 @@
     </w:p>
     <w:p>
       <w:r>
+        <w:rPr>
+          <w:noProof/>
+        </w:rPr>
         <w:drawing>
           <wp:inline distT="0" distB="0" distL="0" distR="0" wp14:anchorId="09EF17CF" wp14:editId="2F0D95BF">
             <wp:extent cx="5943600" cy="3042920"/>
@@ -775,6 +795,9 @@
     </w:p>
     <w:p>
       <w:r>
+        <w:rPr>
+          <w:noProof/>
+        </w:rPr>
         <w:drawing>
           <wp:inline distT="0" distB="0" distL="0" distR="0" wp14:anchorId="04F65299" wp14:editId="539F5971">
             <wp:extent cx="5943600" cy="2915920"/>
